--- a/实验三_DevOps流水线与容器化部署/D3-4_CICD配置与运行截图.docx
+++ b/实验三_DevOps流水线与容器化部署/D3-4_CICD配置与运行截图.docx
@@ -1802,7 +1802,7 @@
           </w:tcPr>
           <w:p>
             <w:r>
-              <w:t>lab3-cd 未在当前 Actions 侧边栏显示的原因：该 workflow 原先只有 workflow_dispatch 且尚无运行记录；GitHub 侧边栏通常只展示已运行或默认分支可发现的 workflow。已将 lab3-cd 调整为 push 也会触发，后续刷新 Actions 后可截取 CD 运行记录。当前保留下列 CD 示例图作为截图构图参考，提交前可用 lab3-cd 实机截图替换。</w:t>
+              <w:t>lab3-cd 已补充真实运行截图，运行列表与 deploy job 步骤能够证明 CD 流水线具备触发记录、部署步骤和发布摘要。</w:t>
             </w:r>
           </w:p>
           <w:p>
@@ -1812,8 +1812,8 @@
             <w:r>
               <w:drawing>
                 <wp:inline xmlns:a="http://schemas.openxmlformats.org/drawingml/2006/main" xmlns:pic="http://schemas.openxmlformats.org/drawingml/2006/picture">
-                  <wp:extent cx="5074920" cy="3108388"/>
-                  <wp:docPr id="17" name="Picture 17"/>
+                  <wp:extent cx="5715000" cy="3087654"/>
+                  <wp:docPr id="19" name="Picture 19"/>
                   <wp:cNvGraphicFramePr>
                     <a:graphicFrameLocks noChangeAspect="1"/>
                   </wp:cNvGraphicFramePr>
@@ -1821,11 +1821,11 @@
                     <a:graphicData uri="http://schemas.openxmlformats.org/drawingml/2006/picture">
                       <pic:pic>
                         <pic:nvPicPr>
-                          <pic:cNvPr id="0" name="image.png"/>
+                          <pic:cNvPr id="0" name="D3-4_CD运行列表.png"/>
                           <pic:cNvPicPr/>
                         </pic:nvPicPr>
                         <pic:blipFill>
-                          <a:blip r:embed="rId12"/>
+                          <a:blip r:embed="rId18"/>
                           <a:stretch>
                             <a:fillRect/>
                           </a:stretch>
@@ -1833,7 +1833,7 @@
                         <pic:spPr>
                           <a:xfrm>
                             <a:off x="0" y="0"/>
-                            <a:ext cx="5074920" cy="3108388"/>
+                            <a:ext cx="5715000" cy="3087654"/>
                           </a:xfrm>
                           <a:prstGeom prst="rect"/>
                         </pic:spPr>
@@ -1849,7 +1849,10 @@
               <w:jc w:val="center"/>
             </w:pPr>
             <w:r>
-              <w:t>图3-3e CD 环境审批截图（示例，待 lab3-cd 实机截图替换）</w:t>
+              <w:rPr>
+                <w:i/>
+              </w:rPr>
+              <w:t>图3-3e lab3-cd 工作流运行列表（真实截图）</w:t>
             </w:r>
           </w:p>
           <w:p>
@@ -1859,8 +1862,8 @@
             <w:r>
               <w:drawing>
                 <wp:inline xmlns:a="http://schemas.openxmlformats.org/drawingml/2006/main" xmlns:pic="http://schemas.openxmlformats.org/drawingml/2006/picture">
-                  <wp:extent cx="5074920" cy="3108388"/>
-                  <wp:docPr id="18" name="Picture 18"/>
+                  <wp:extent cx="5715000" cy="3081676"/>
+                  <wp:docPr id="20" name="Picture 20"/>
                   <wp:cNvGraphicFramePr>
                     <a:graphicFrameLocks noChangeAspect="1"/>
                   </wp:cNvGraphicFramePr>
@@ -1868,11 +1871,11 @@
                     <a:graphicData uri="http://schemas.openxmlformats.org/drawingml/2006/picture">
                       <pic:pic>
                         <pic:nvPicPr>
-                          <pic:cNvPr id="0" name="image.png"/>
+                          <pic:cNvPr id="0" name="D3-4_CD灰度发布步骤.png"/>
                           <pic:cNvPicPr/>
                         </pic:nvPicPr>
                         <pic:blipFill>
-                          <a:blip r:embed="rId13"/>
+                          <a:blip r:embed="rId19"/>
                           <a:stretch>
                             <a:fillRect/>
                           </a:stretch>
@@ -1880,7 +1883,7 @@
                         <pic:spPr>
                           <a:xfrm>
                             <a:off x="0" y="0"/>
-                            <a:ext cx="5074920" cy="3108388"/>
+                            <a:ext cx="5715000" cy="3081676"/>
                           </a:xfrm>
                           <a:prstGeom prst="rect"/>
                         </pic:spPr>
@@ -1896,7 +1899,10 @@
               <w:jc w:val="center"/>
             </w:pPr>
             <w:r>
-              <w:t>图3-3f CD 灰度发布与质量门禁截图（示例，待 lab3-cd 实机截图替换）</w:t>
+              <w:rPr>
+                <w:i/>
+              </w:rPr>
+              <w:t>图3-3f lab3-cd 灰度发布步骤与质量门禁（真实截图）</w:t>
             </w:r>
           </w:p>
         </w:tc>
